--- a/public/documentos-templates/mision-la-gavia/oferta-compra.docx
+++ b/public/documentos-templates/mision-la-gavia/oferta-compra.docx
@@ -59,7 +59,7 @@
           <w:sz w:val="21"/>
           <w:szCs w:val="21"/>
         </w:rPr>
-        <w:t>3 de marzo 2026</w:t>
+        <w:t>{fecha_hoy}</w:t>
       </w:r>
     </w:p>
     <w:p>
@@ -318,7 +318,7 @@
           <w:sz w:val="22"/>
           <w:szCs w:val="22"/>
         </w:rPr>
-        <w:t xml:space="preserve"> R-202</w:t>
+        <w:t xml:space="preserve"> {unidad_numero}</w:t>
       </w:r>
       <w:r>
         <w:rPr>
@@ -3475,7 +3475,7 @@
           <w:sz w:val="22"/>
           <w:szCs w:val="22"/>
         </w:rPr>
-        <w:t>ANA GUADALUPE ESCOBAR MIRABENT</w:t>
+        <w:t>{cliente_nombre}</w:t>
       </w:r>
     </w:p>
     <w:sectPr>

--- a/public/documentos-templates/mision-la-gavia/oferta-compra.docx
+++ b/public/documentos-templates/mision-la-gavia/oferta-compra.docx
@@ -60,6 +60,9 @@
           <w:szCs w:val="21"/>
         </w:rPr>
         <w:t>{fecha_hoy}</w:t>
+        <w:t xml:space="preserve"/>
+        <w:t/>
+        <w:t xml:space="preserve"/>
       </w:r>
     </w:p>
     <w:p>
@@ -294,63 +297,19 @@
           <w:sz w:val="22"/>
           <w:szCs w:val="22"/>
         </w:rPr>
-        <w:t>el departamento n</w:t>
-      </w:r>
-      <w:r>
-        <w:rPr>
-          <w:rFonts w:asciiTheme="majorHAnsi" w:hAnsiTheme="majorHAnsi" w:cstheme="majorHAnsi"/>
-          <w:sz w:val="22"/>
-          <w:szCs w:val="22"/>
-        </w:rPr>
-        <w:t>ú</w:t>
-      </w:r>
-      <w:r>
-        <w:rPr>
-          <w:rFonts w:asciiTheme="majorHAnsi" w:hAnsiTheme="majorHAnsi" w:cstheme="majorHAnsi"/>
-          <w:sz w:val="22"/>
-          <w:szCs w:val="22"/>
-        </w:rPr>
-        <w:t>mero</w:t>
-      </w:r>
-      <w:r>
-        <w:rPr>
-          <w:rFonts w:asciiTheme="majorHAnsi" w:hAnsiTheme="majorHAnsi" w:cstheme="majorHAnsi"/>
-          <w:sz w:val="22"/>
-          <w:szCs w:val="22"/>
-        </w:rPr>
-        <w:t xml:space="preserve"> {unidad_numero}</w:t>
-      </w:r>
-      <w:r>
-        <w:rPr>
-          <w:rFonts w:asciiTheme="majorHAnsi" w:hAnsiTheme="majorHAnsi" w:cstheme="majorHAnsi"/>
-          <w:sz w:val="22"/>
-          <w:szCs w:val="22"/>
-        </w:rPr>
-        <w:t xml:space="preserve"> </w:t>
-      </w:r>
-      <w:r>
-        <w:rPr>
-          <w:rFonts w:asciiTheme="majorHAnsi" w:hAnsiTheme="majorHAnsi" w:cstheme="majorHAnsi"/>
-          <w:sz w:val="22"/>
-          <w:szCs w:val="22"/>
-        </w:rPr>
-        <w:t>modelo</w:t>
-      </w:r>
-      <w:r>
-        <w:rPr>
-          <w:rFonts w:asciiTheme="majorHAnsi" w:hAnsiTheme="majorHAnsi" w:cstheme="majorHAnsi"/>
-          <w:sz w:val="22"/>
-          <w:szCs w:val="22"/>
-        </w:rPr>
-        <w:t xml:space="preserve"> </w:t>
-      </w:r>
-      <w:r>
-        <w:rPr>
-          <w:rFonts w:asciiTheme="majorHAnsi" w:hAnsiTheme="majorHAnsi" w:cstheme="majorHAnsi"/>
-          <w:sz w:val="22"/>
-          <w:szCs w:val="22"/>
-        </w:rPr>
-        <w:t>2R</w:t>
+        <w:t>el departamento número {unidad_numero} {modelo_planta}</w:t>
+        <w:t/>
+        <w:t/>
+        <w:t xml:space="preserve"/>
+        <w:t/>
+        <w:t/>
+        <w:t/>
+        <w:t xml:space="preserve"/>
+        <w:t/>
+        <w:t xml:space="preserve"/>
+        <w:t/>
+        <w:t/>
+        <w:t xml:space="preserve"/>
       </w:r>
       <w:r>
         <w:rPr>
@@ -872,25 +831,14 @@
         </w:rPr>
         <w:t>(</w:t>
       </w:r>
-      <w:proofErr w:type="spellStart"/>
-      <w:r>
-        <w:rPr>
-          <w:rFonts w:asciiTheme="majorHAnsi" w:hAnsiTheme="majorHAnsi" w:cstheme="majorHAnsi"/>
-          <w:sz w:val="22"/>
-          <w:szCs w:val="22"/>
-          <w:lang w:val="es-ES"/>
-        </w:rPr>
-        <w:t>iv</w:t>
-      </w:r>
-      <w:proofErr w:type="spellEnd"/>
-      <w:r>
-        <w:rPr>
-          <w:rFonts w:asciiTheme="majorHAnsi" w:hAnsiTheme="majorHAnsi" w:cstheme="majorHAnsi"/>
-          <w:sz w:val="22"/>
-          <w:szCs w:val="22"/>
-          <w:lang w:val="es-ES"/>
-        </w:rPr>
-        <w:t xml:space="preserve">) </w:t>
+      <w:r>
+        <w:rPr>
+          <w:rFonts w:asciiTheme="majorHAnsi" w:hAnsiTheme="majorHAnsi" w:cstheme="majorHAnsi"/>
+          <w:sz w:val="22"/>
+          <w:szCs w:val="22"/>
+          <w:lang w:val="es-ES"/>
+        </w:rPr>
+        <w:t xml:space="preserve">iv) </w:t>
       </w:r>
       <w:r>
         <w:rPr>
@@ -1254,15 +1202,63 @@
           <w:sz w:val="22"/>
           <w:szCs w:val="22"/>
         </w:rPr>
-        <w:t>$2,</w:t>
-      </w:r>
-      <w:r>
-        <w:rPr>
-          <w:rFonts w:asciiTheme="majorHAnsi" w:hAnsiTheme="majorHAnsi" w:cstheme="majorHAnsi"/>
-          <w:sz w:val="22"/>
-          <w:szCs w:val="22"/>
-        </w:rPr>
-        <w:t>092</w:t>
+        <w:t>{garantia}</w:t>
+        <w:t/>
+      </w:r>
+      <w:r>
+        <w:rPr>
+          <w:rFonts w:asciiTheme="majorHAnsi" w:hAnsiTheme="majorHAnsi" w:cstheme="majorHAnsi"/>
+          <w:sz w:val="22"/>
+          <w:szCs w:val="22"/>
+        </w:rPr>
+        <w:t xml:space="preserve"> </w:t>
+      </w:r>
+      <w:r>
+        <w:rPr>
+          <w:rFonts w:asciiTheme="majorHAnsi" w:hAnsiTheme="majorHAnsi" w:cstheme="majorHAnsi"/>
+          <w:sz w:val="22"/>
+          <w:szCs w:val="22"/>
+        </w:rPr>
+        <w:t>(</w:t>
+      </w:r>
+      <w:r>
+        <w:rPr>
+          <w:rFonts w:asciiTheme="majorHAnsi" w:hAnsiTheme="majorHAnsi" w:cstheme="majorHAnsi"/>
+          <w:sz w:val="22"/>
+          <w:szCs w:val="22"/>
+        </w:rPr>
+        <w:t xml:space="preserve">{garantia_letra}</w:t>
+        <w:t/>
+        <w:t xml:space="preserve"/>
+        <w:t/>
+        <w:t xml:space="preserve"/>
+        <w:t/>
+        <w:t/>
+        <w:t xml:space="preserve">) </w:t>
+      </w:r>
+      <w:r>
+        <w:rPr>
+          <w:rFonts w:asciiTheme="majorHAnsi" w:hAnsiTheme="majorHAnsi" w:cstheme="majorHAnsi"/>
+          <w:sz w:val="22"/>
+          <w:szCs w:val="22"/>
+        </w:rPr>
+        <w:t xml:space="preserve">misma </w:t>
+      </w:r>
+      <w:r>
+        <w:rPr>
+          <w:rFonts w:asciiTheme="majorHAnsi" w:hAnsiTheme="majorHAnsi" w:cstheme="majorHAnsi"/>
+          <w:sz w:val="22"/>
+          <w:szCs w:val="22"/>
+        </w:rPr>
+        <w:t xml:space="preserve">que autorizo para que, en su </w:t>
+      </w:r>
+      <w:r>
+        <w:rPr>
+          <w:rFonts w:asciiTheme="majorHAnsi" w:hAnsiTheme="majorHAnsi" w:cstheme="majorHAnsi"/>
+          <w:sz w:val="22"/>
+          <w:szCs w:val="22"/>
+        </w:rPr>
+        <w:t>momento</w:t>
       </w:r>
       <w:r>
         <w:rPr>
@@ -1278,38 +1274,6 @@
           <w:sz w:val="22"/>
           <w:szCs w:val="22"/>
         </w:rPr>
-        <w:t>521</w:t>
-      </w:r>
-      <w:r>
-        <w:rPr>
-          <w:rFonts w:asciiTheme="majorHAnsi" w:hAnsiTheme="majorHAnsi" w:cstheme="majorHAnsi"/>
-          <w:sz w:val="22"/>
-          <w:szCs w:val="22"/>
-        </w:rPr>
-        <w:t>.</w:t>
-      </w:r>
-      <w:r>
-        <w:rPr>
-          <w:rFonts w:asciiTheme="majorHAnsi" w:hAnsiTheme="majorHAnsi" w:cstheme="majorHAnsi"/>
-          <w:sz w:val="22"/>
-          <w:szCs w:val="22"/>
-        </w:rPr>
-        <w:t>6</w:t>
-      </w:r>
-      <w:r>
-        <w:rPr>
-          <w:rFonts w:asciiTheme="majorHAnsi" w:hAnsiTheme="majorHAnsi" w:cstheme="majorHAnsi"/>
-          <w:sz w:val="22"/>
-          <w:szCs w:val="22"/>
-        </w:rPr>
-        <w:t>0</w:t>
-      </w:r>
-      <w:r>
-        <w:rPr>
-          <w:rFonts w:asciiTheme="majorHAnsi" w:hAnsiTheme="majorHAnsi" w:cstheme="majorHAnsi"/>
-          <w:sz w:val="22"/>
-          <w:szCs w:val="22"/>
-        </w:rPr>
         <w:t xml:space="preserve"> </w:t>
       </w:r>
       <w:r>
@@ -1318,199 +1282,97 @@
           <w:sz w:val="22"/>
           <w:szCs w:val="22"/>
         </w:rPr>
+        <w:t xml:space="preserve">se aplique </w:t>
+      </w:r>
+      <w:r>
+        <w:rPr>
+          <w:rFonts w:asciiTheme="majorHAnsi" w:hAnsiTheme="majorHAnsi" w:cstheme="majorHAnsi"/>
+          <w:sz w:val="22"/>
+          <w:szCs w:val="22"/>
+        </w:rPr>
+        <w:t xml:space="preserve">al pago </w:t>
+      </w:r>
+      <w:r>
+        <w:rPr>
+          <w:rFonts w:asciiTheme="majorHAnsi" w:hAnsiTheme="majorHAnsi" w:cstheme="majorHAnsi"/>
+          <w:sz w:val="22"/>
+          <w:szCs w:val="22"/>
+        </w:rPr>
+        <w:t xml:space="preserve">total </w:t>
+      </w:r>
+      <w:r>
+        <w:rPr>
+          <w:rFonts w:asciiTheme="majorHAnsi" w:hAnsiTheme="majorHAnsi" w:cstheme="majorHAnsi"/>
+          <w:sz w:val="22"/>
+          <w:szCs w:val="22"/>
+        </w:rPr>
+        <w:t xml:space="preserve">el cual es </w:t>
+      </w:r>
+      <w:r>
+        <w:rPr>
+          <w:rFonts w:asciiTheme="majorHAnsi" w:hAnsiTheme="majorHAnsi" w:cstheme="majorHAnsi"/>
+          <w:sz w:val="22"/>
+          <w:szCs w:val="22"/>
+        </w:rPr>
+        <w:t xml:space="preserve">por </w:t>
+      </w:r>
+      <w:r>
+        <w:rPr>
+          <w:rFonts w:asciiTheme="majorHAnsi" w:hAnsiTheme="majorHAnsi" w:cstheme="majorHAnsi"/>
+          <w:sz w:val="22"/>
+          <w:szCs w:val="22"/>
+        </w:rPr>
+        <w:t>la</w:t>
+      </w:r>
+      <w:r>
+        <w:rPr>
+          <w:rFonts w:asciiTheme="majorHAnsi" w:hAnsiTheme="majorHAnsi" w:cstheme="majorHAnsi"/>
+          <w:sz w:val="22"/>
+          <w:szCs w:val="22"/>
+        </w:rPr>
+        <w:t xml:space="preserve"> </w:t>
+      </w:r>
+      <w:r>
+        <w:rPr>
+          <w:rFonts w:asciiTheme="majorHAnsi" w:hAnsiTheme="majorHAnsi" w:cstheme="majorHAnsi"/>
+          <w:sz w:val="22"/>
+          <w:szCs w:val="22"/>
+        </w:rPr>
+        <w:t xml:space="preserve">cantidad de </w:t>
+      </w:r>
+      <w:r>
+        <w:rPr>
+          <w:rFonts w:asciiTheme="majorHAnsi" w:hAnsiTheme="majorHAnsi" w:cstheme="majorHAnsi"/>
+          <w:b/>
+          <w:bCs/>
+          <w:sz w:val="22"/>
+          <w:szCs w:val="22"/>
+        </w:rPr>
+        <w:t>{precio_venta}</w:t>
+        <w:t xml:space="preserve"> </w:t>
+      </w:r>
+      <w:r>
+        <w:rPr>
+          <w:rFonts w:asciiTheme="majorHAnsi" w:hAnsiTheme="majorHAnsi" w:cstheme="majorHAnsi"/>
+          <w:b/>
+          <w:bCs/>
+          <w:sz w:val="22"/>
+          <w:szCs w:val="22"/>
+        </w:rPr>
         <w:t>(</w:t>
       </w:r>
       <w:r>
         <w:rPr>
           <w:rFonts w:asciiTheme="majorHAnsi" w:hAnsiTheme="majorHAnsi" w:cstheme="majorHAnsi"/>
-          <w:sz w:val="22"/>
-          <w:szCs w:val="22"/>
-        </w:rPr>
-        <w:t xml:space="preserve">dos millones noventa y dos mil quinientos veintiún </w:t>
-      </w:r>
-      <w:r>
-        <w:rPr>
-          <w:rFonts w:asciiTheme="majorHAnsi" w:hAnsiTheme="majorHAnsi" w:cstheme="majorHAnsi"/>
-          <w:sz w:val="22"/>
-          <w:szCs w:val="22"/>
-        </w:rPr>
-        <w:t>pesos</w:t>
-      </w:r>
-      <w:r>
-        <w:rPr>
-          <w:rFonts w:asciiTheme="majorHAnsi" w:hAnsiTheme="majorHAnsi" w:cstheme="majorHAnsi"/>
-          <w:sz w:val="22"/>
-          <w:szCs w:val="22"/>
-        </w:rPr>
-        <w:t xml:space="preserve"> 60</w:t>
-      </w:r>
-      <w:r>
-        <w:rPr>
-          <w:rFonts w:asciiTheme="majorHAnsi" w:hAnsiTheme="majorHAnsi" w:cstheme="majorHAnsi"/>
-          <w:sz w:val="22"/>
-          <w:szCs w:val="22"/>
-        </w:rPr>
-        <w:t xml:space="preserve">/100 M.N.) </w:t>
-      </w:r>
-      <w:r>
-        <w:rPr>
-          <w:rFonts w:asciiTheme="majorHAnsi" w:hAnsiTheme="majorHAnsi" w:cstheme="majorHAnsi"/>
-          <w:sz w:val="22"/>
-          <w:szCs w:val="22"/>
-        </w:rPr>
-        <w:t xml:space="preserve">misma </w:t>
-      </w:r>
-      <w:r>
-        <w:rPr>
-          <w:rFonts w:asciiTheme="majorHAnsi" w:hAnsiTheme="majorHAnsi" w:cstheme="majorHAnsi"/>
-          <w:sz w:val="22"/>
-          <w:szCs w:val="22"/>
-        </w:rPr>
-        <w:t xml:space="preserve">que autorizo para que, en su </w:t>
-      </w:r>
-      <w:r>
-        <w:rPr>
-          <w:rFonts w:asciiTheme="majorHAnsi" w:hAnsiTheme="majorHAnsi" w:cstheme="majorHAnsi"/>
-          <w:sz w:val="22"/>
-          <w:szCs w:val="22"/>
-        </w:rPr>
-        <w:t>momento</w:t>
-      </w:r>
-      <w:r>
-        <w:rPr>
-          <w:rFonts w:asciiTheme="majorHAnsi" w:hAnsiTheme="majorHAnsi" w:cstheme="majorHAnsi"/>
-          <w:sz w:val="22"/>
-          <w:szCs w:val="22"/>
-        </w:rPr>
-        <w:t>,</w:t>
-      </w:r>
-      <w:r>
-        <w:rPr>
-          <w:rFonts w:asciiTheme="majorHAnsi" w:hAnsiTheme="majorHAnsi" w:cstheme="majorHAnsi"/>
-          <w:sz w:val="22"/>
-          <w:szCs w:val="22"/>
-        </w:rPr>
-        <w:t xml:space="preserve"> </w:t>
-      </w:r>
-      <w:r>
-        <w:rPr>
-          <w:rFonts w:asciiTheme="majorHAnsi" w:hAnsiTheme="majorHAnsi" w:cstheme="majorHAnsi"/>
-          <w:sz w:val="22"/>
-          <w:szCs w:val="22"/>
-        </w:rPr>
-        <w:t xml:space="preserve">se aplique </w:t>
-      </w:r>
-      <w:r>
-        <w:rPr>
-          <w:rFonts w:asciiTheme="majorHAnsi" w:hAnsiTheme="majorHAnsi" w:cstheme="majorHAnsi"/>
-          <w:sz w:val="22"/>
-          <w:szCs w:val="22"/>
-        </w:rPr>
-        <w:t xml:space="preserve">al pago </w:t>
-      </w:r>
-      <w:r>
-        <w:rPr>
-          <w:rFonts w:asciiTheme="majorHAnsi" w:hAnsiTheme="majorHAnsi" w:cstheme="majorHAnsi"/>
-          <w:sz w:val="22"/>
-          <w:szCs w:val="22"/>
-        </w:rPr>
-        <w:t xml:space="preserve">total </w:t>
-      </w:r>
-      <w:r>
-        <w:rPr>
-          <w:rFonts w:asciiTheme="majorHAnsi" w:hAnsiTheme="majorHAnsi" w:cstheme="majorHAnsi"/>
-          <w:sz w:val="22"/>
-          <w:szCs w:val="22"/>
-        </w:rPr>
-        <w:t xml:space="preserve">el cual es </w:t>
-      </w:r>
-      <w:r>
-        <w:rPr>
-          <w:rFonts w:asciiTheme="majorHAnsi" w:hAnsiTheme="majorHAnsi" w:cstheme="majorHAnsi"/>
-          <w:sz w:val="22"/>
-          <w:szCs w:val="22"/>
-        </w:rPr>
-        <w:t xml:space="preserve">por </w:t>
-      </w:r>
-      <w:r>
-        <w:rPr>
-          <w:rFonts w:asciiTheme="majorHAnsi" w:hAnsiTheme="majorHAnsi" w:cstheme="majorHAnsi"/>
-          <w:sz w:val="22"/>
-          <w:szCs w:val="22"/>
-        </w:rPr>
-        <w:t>la</w:t>
-      </w:r>
-      <w:r>
-        <w:rPr>
-          <w:rFonts w:asciiTheme="majorHAnsi" w:hAnsiTheme="majorHAnsi" w:cstheme="majorHAnsi"/>
-          <w:sz w:val="22"/>
-          <w:szCs w:val="22"/>
-        </w:rPr>
-        <w:t xml:space="preserve"> </w:t>
-      </w:r>
-      <w:r>
-        <w:rPr>
-          <w:rFonts w:asciiTheme="majorHAnsi" w:hAnsiTheme="majorHAnsi" w:cstheme="majorHAnsi"/>
-          <w:sz w:val="22"/>
-          <w:szCs w:val="22"/>
-        </w:rPr>
-        <w:t xml:space="preserve">cantidad de </w:t>
-      </w:r>
-      <w:r>
-        <w:rPr>
-          <w:rFonts w:asciiTheme="majorHAnsi" w:hAnsiTheme="majorHAnsi" w:cstheme="majorHAnsi"/>
-          <w:sz w:val="22"/>
-          <w:szCs w:val="22"/>
-        </w:rPr>
-        <w:t>$2,325,024.00</w:t>
-      </w:r>
-      <w:r>
-        <w:rPr>
-          <w:rFonts w:asciiTheme="majorHAnsi" w:hAnsiTheme="majorHAnsi" w:cstheme="majorHAnsi"/>
-          <w:sz w:val="22"/>
-          <w:szCs w:val="22"/>
-        </w:rPr>
-        <w:t xml:space="preserve"> </w:t>
-      </w:r>
-      <w:r>
-        <w:rPr>
-          <w:rFonts w:asciiTheme="majorHAnsi" w:hAnsiTheme="majorHAnsi" w:cstheme="majorHAnsi"/>
-          <w:sz w:val="22"/>
-          <w:szCs w:val="22"/>
-        </w:rPr>
-        <w:t>(</w:t>
-      </w:r>
-      <w:r>
-        <w:rPr>
-          <w:rFonts w:asciiTheme="majorHAnsi" w:hAnsiTheme="majorHAnsi" w:cstheme="majorHAnsi"/>
-          <w:sz w:val="22"/>
-          <w:szCs w:val="22"/>
-        </w:rPr>
-        <w:t xml:space="preserve">dos millones trescientos veinticinco mil veinticuatro </w:t>
-      </w:r>
-      <w:r>
-        <w:rPr>
-          <w:rFonts w:asciiTheme="majorHAnsi" w:hAnsiTheme="majorHAnsi" w:cstheme="majorHAnsi"/>
-          <w:sz w:val="22"/>
-          <w:szCs w:val="22"/>
-        </w:rPr>
-        <w:t xml:space="preserve">pesos </w:t>
-      </w:r>
-      <w:r>
-        <w:rPr>
-          <w:rFonts w:asciiTheme="majorHAnsi" w:hAnsiTheme="majorHAnsi" w:cstheme="majorHAnsi"/>
-          <w:sz w:val="22"/>
-          <w:szCs w:val="22"/>
-        </w:rPr>
-        <w:t>00</w:t>
-      </w:r>
-      <w:r>
-        <w:rPr>
-          <w:rFonts w:asciiTheme="majorHAnsi" w:hAnsiTheme="majorHAnsi" w:cstheme="majorHAnsi"/>
-          <w:sz w:val="22"/>
-          <w:szCs w:val="22"/>
-        </w:rPr>
-        <w:t>/100 M.N.)</w:t>
+          <w:b/>
+          <w:bCs/>
+          <w:sz w:val="22"/>
+          <w:szCs w:val="22"/>
+        </w:rPr>
+        <w:t>{precio_venta_letra}</w:t>
+        <w:t xml:space="preserve"/>
+        <w:t/>
+        <w:t xml:space="preserve">)</w:t>
       </w:r>
       <w:r>
         <w:rPr>
@@ -2499,6 +2361,19 @@
     </w:p>
     <w:p>
       <w:pPr>
+        <w:pStyle w:val="Prrafodelista"/>
+        <w:spacing w:after="160" w:line="276" w:lineRule="auto"/>
+        <w:ind w:left="1276"/>
+        <w:jc w:val="both"/>
+        <w:rPr>
+          <w:rFonts w:asciiTheme="majorHAnsi" w:eastAsia="Arial" w:hAnsiTheme="majorHAnsi" w:cstheme="majorHAnsi"/>
+          <w:sz w:val="22"/>
+          <w:szCs w:val="22"/>
+        </w:rPr>
+      </w:pPr>
+    </w:p>
+    <w:p>
+      <w:pPr>
         <w:tabs>
           <w:tab w:val="left" w:pos="993"/>
         </w:tabs>
@@ -2570,21 +2445,11 @@
         </w:tabs>
         <w:jc w:val="both"/>
         <w:rPr>
-          <w:rFonts w:asciiTheme="majorHAnsi" w:hAnsiTheme="majorHAnsi" w:cstheme="majorHAnsi"/>
-          <w:sz w:val="22"/>
-          <w:szCs w:val="22"/>
-          <w:lang w:val="es-MX"/>
-        </w:rPr>
-      </w:pPr>
-      <w:r>
-        <w:rPr>
-          <w:rFonts w:asciiTheme="majorHAnsi" w:hAnsiTheme="majorHAnsi" w:cstheme="majorHAnsi"/>
-          <w:sz w:val="22"/>
-          <w:szCs w:val="22"/>
-          <w:lang w:val="es-MX"/>
-        </w:rPr>
-        <w:t>Las partes reconocen expresamente que la presente constituye únicamente una oferta unilateral de compra sujeta a aceptación y al cumplimiento de las condiciones suspensivas aquí señaladas, por lo que no constituye promesa de compraventa, contrato de compraventa, ni genera derecho real alguno sobre el Departamento o sobre el inmueble en que se desarrollará el Proyecto.</w:t>
-      </w:r>
+          <w:rFonts w:asciiTheme="majorHAnsi" w:eastAsia="Arial" w:hAnsiTheme="majorHAnsi" w:cstheme="majorHAnsi"/>
+          <w:sz w:val="22"/>
+          <w:szCs w:val="22"/>
+        </w:rPr>
+      </w:pPr>
     </w:p>
     <w:p>
       <w:pPr>
@@ -2599,6 +2464,15 @@
           <w:lang w:val="es-MX"/>
         </w:rPr>
       </w:pPr>
+      <w:r>
+        <w:rPr>
+          <w:rFonts w:asciiTheme="majorHAnsi" w:hAnsiTheme="majorHAnsi" w:cstheme="majorHAnsi"/>
+          <w:sz w:val="22"/>
+          <w:szCs w:val="22"/>
+          <w:lang w:val="es-MX"/>
+        </w:rPr>
+        <w:t>Las partes reconocen expresamente que la presente constituye únicamente una oferta unilateral de compra sujeta a aceptación y al cumplimiento de las condiciones suspensivas aquí señaladas, por lo que no constituye promesa de compraventa, contrato de compraventa, ni genera derecho real alguno sobre el Departamento o sobre el inmueble en que se desarrollará el Proyecto.</w:t>
+      </w:r>
     </w:p>
     <w:p>
       <w:pPr>
@@ -2613,15 +2487,57 @@
           <w:lang w:val="es-MX"/>
         </w:rPr>
       </w:pPr>
-      <w:r>
+    </w:p>
+    <w:p>
+      <w:pPr>
+        <w:tabs>
+          <w:tab w:val="left" w:pos="993"/>
+        </w:tabs>
+        <w:jc w:val="both"/>
         <w:rPr>
           <w:rFonts w:asciiTheme="majorHAnsi" w:hAnsiTheme="majorHAnsi" w:cstheme="majorHAnsi"/>
           <w:sz w:val="22"/>
           <w:szCs w:val="22"/>
           <w:lang w:val="es-MX"/>
         </w:rPr>
+      </w:pPr>
+    </w:p>
+    <w:p>
+      <w:pPr>
+        <w:tabs>
+          <w:tab w:val="left" w:pos="993"/>
+        </w:tabs>
+        <w:jc w:val="both"/>
+        <w:rPr>
+          <w:rFonts w:asciiTheme="majorHAnsi" w:hAnsiTheme="majorHAnsi" w:cstheme="majorHAnsi"/>
+          <w:sz w:val="22"/>
+          <w:szCs w:val="22"/>
+          <w:lang w:val="es-MX"/>
+        </w:rPr>
+      </w:pPr>
+      <w:r>
+        <w:rPr>
+          <w:rFonts w:asciiTheme="majorHAnsi" w:hAnsiTheme="majorHAnsi" w:cstheme="majorHAnsi"/>
+          <w:sz w:val="22"/>
+          <w:szCs w:val="22"/>
+          <w:lang w:val="es-MX"/>
+        </w:rPr>
         <w:t>En consecuencia, el oferente reconoce que no existe transmisión de propiedad, posesión, derecho personal exigible, ni obligación de enajenar hasta en tanto no se cumplan las condiciones suspensivas pactadas y se celebre formalmente el Contrato definitivo de Compraventa que, en su caso, sea elevado a escritura pública ante Notario.</w:t>
       </w:r>
+    </w:p>
+    <w:p>
+      <w:pPr>
+        <w:tabs>
+          <w:tab w:val="left" w:pos="993"/>
+        </w:tabs>
+        <w:jc w:val="both"/>
+        <w:rPr>
+          <w:rFonts w:asciiTheme="majorHAnsi" w:hAnsiTheme="majorHAnsi" w:cstheme="majorHAnsi"/>
+          <w:sz w:val="22"/>
+          <w:szCs w:val="22"/>
+          <w:lang w:val="es-MX"/>
+        </w:rPr>
+      </w:pPr>
     </w:p>
     <w:p>
       <w:pPr>
@@ -2683,389 +2599,6 @@
         <w:jc w:val="both"/>
         <w:rPr>
           <w:rFonts w:asciiTheme="majorHAnsi" w:hAnsiTheme="majorHAnsi" w:cstheme="majorHAnsi"/>
-          <w:b/>
-          <w:bCs/>
-        </w:rPr>
-      </w:pPr>
-      <w:r>
-        <w:rPr>
-          <w:rFonts w:asciiTheme="majorHAnsi" w:hAnsiTheme="majorHAnsi" w:cstheme="majorHAnsi"/>
-          <w:sz w:val="22"/>
-          <w:szCs w:val="22"/>
-        </w:rPr>
-        <w:t xml:space="preserve">En caso de que </w:t>
-      </w:r>
-      <w:r>
-        <w:rPr>
-          <w:rFonts w:asciiTheme="majorHAnsi" w:hAnsiTheme="majorHAnsi" w:cstheme="majorHAnsi"/>
-          <w:sz w:val="22"/>
-          <w:szCs w:val="22"/>
-        </w:rPr>
-        <w:t xml:space="preserve">por causas imputables al </w:t>
-      </w:r>
-      <w:r>
-        <w:rPr>
-          <w:rFonts w:asciiTheme="majorHAnsi" w:hAnsiTheme="majorHAnsi" w:cstheme="majorHAnsi"/>
-          <w:sz w:val="22"/>
-          <w:szCs w:val="22"/>
-        </w:rPr>
-        <w:t>o</w:t>
-      </w:r>
-      <w:r>
-        <w:rPr>
-          <w:rFonts w:asciiTheme="majorHAnsi" w:hAnsiTheme="majorHAnsi" w:cstheme="majorHAnsi"/>
-          <w:sz w:val="22"/>
-          <w:szCs w:val="22"/>
-        </w:rPr>
-        <w:t xml:space="preserve">ferente </w:t>
-      </w:r>
-      <w:r>
-        <w:rPr>
-          <w:rFonts w:asciiTheme="majorHAnsi" w:hAnsiTheme="majorHAnsi" w:cstheme="majorHAnsi"/>
-          <w:sz w:val="22"/>
-          <w:szCs w:val="22"/>
-          <w:lang w:val="es-ES"/>
-        </w:rPr>
-        <w:t>no se llev</w:t>
-      </w:r>
-      <w:r>
-        <w:rPr>
-          <w:rFonts w:asciiTheme="majorHAnsi" w:hAnsiTheme="majorHAnsi" w:cstheme="majorHAnsi"/>
-          <w:sz w:val="22"/>
-          <w:szCs w:val="22"/>
-          <w:lang w:val="es-ES"/>
-        </w:rPr>
-        <w:t>e</w:t>
-      </w:r>
-      <w:r>
-        <w:rPr>
-          <w:rFonts w:asciiTheme="majorHAnsi" w:hAnsiTheme="majorHAnsi" w:cstheme="majorHAnsi"/>
-          <w:sz w:val="22"/>
-          <w:szCs w:val="22"/>
-          <w:lang w:val="es-ES"/>
-        </w:rPr>
-        <w:t xml:space="preserve"> a cabo la </w:t>
-      </w:r>
-      <w:r>
-        <w:rPr>
-          <w:rFonts w:asciiTheme="majorHAnsi" w:hAnsiTheme="majorHAnsi" w:cstheme="majorHAnsi"/>
-          <w:sz w:val="22"/>
-          <w:szCs w:val="22"/>
-          <w:lang w:val="es-ES"/>
-        </w:rPr>
-        <w:t xml:space="preserve">celebración del “Contrato </w:t>
-      </w:r>
-      <w:r>
-        <w:rPr>
-          <w:rFonts w:asciiTheme="majorHAnsi" w:hAnsiTheme="majorHAnsi" w:cstheme="majorHAnsi"/>
-          <w:sz w:val="22"/>
-          <w:szCs w:val="22"/>
-          <w:lang w:val="es-ES"/>
-        </w:rPr>
-        <w:t xml:space="preserve">definitivo de </w:t>
-      </w:r>
-      <w:r>
-        <w:rPr>
-          <w:rFonts w:asciiTheme="majorHAnsi" w:hAnsiTheme="majorHAnsi" w:cstheme="majorHAnsi"/>
-          <w:sz w:val="22"/>
-          <w:szCs w:val="22"/>
-          <w:lang w:val="es-ES"/>
-        </w:rPr>
-        <w:t>Compraventa”, acepto y autori</w:t>
-      </w:r>
-      <w:r>
-        <w:rPr>
-          <w:rFonts w:asciiTheme="majorHAnsi" w:hAnsiTheme="majorHAnsi" w:cstheme="majorHAnsi"/>
-          <w:sz w:val="22"/>
-          <w:szCs w:val="22"/>
-          <w:lang w:val="es-ES"/>
-        </w:rPr>
-        <w:t xml:space="preserve">zo que se </w:t>
-      </w:r>
-      <w:r>
-        <w:rPr>
-          <w:rFonts w:asciiTheme="majorHAnsi" w:hAnsiTheme="majorHAnsi" w:cstheme="majorHAnsi"/>
-          <w:sz w:val="22"/>
-          <w:szCs w:val="22"/>
-          <w:lang w:val="es-ES"/>
-        </w:rPr>
-        <w:t xml:space="preserve">me </w:t>
-      </w:r>
-      <w:r>
-        <w:rPr>
-          <w:rFonts w:asciiTheme="majorHAnsi" w:hAnsiTheme="majorHAnsi" w:cstheme="majorHAnsi"/>
-          <w:sz w:val="22"/>
-          <w:szCs w:val="22"/>
-          <w:lang w:val="es-ES"/>
-        </w:rPr>
-        <w:t xml:space="preserve">retenga </w:t>
-      </w:r>
-      <w:r>
-        <w:rPr>
-          <w:rFonts w:asciiTheme="majorHAnsi" w:hAnsiTheme="majorHAnsi" w:cstheme="majorHAnsi"/>
-          <w:sz w:val="22"/>
-          <w:szCs w:val="22"/>
-          <w:lang w:val="es-ES"/>
-        </w:rPr>
-        <w:t>en</w:t>
-      </w:r>
-      <w:r>
-        <w:rPr>
-          <w:rFonts w:asciiTheme="majorHAnsi" w:hAnsiTheme="majorHAnsi" w:cstheme="majorHAnsi"/>
-          <w:sz w:val="22"/>
-          <w:szCs w:val="22"/>
-          <w:lang w:val="es-ES"/>
-        </w:rPr>
-        <w:t xml:space="preserve"> favor de </w:t>
-      </w:r>
-      <w:r>
-        <w:rPr>
-          <w:rFonts w:asciiTheme="majorHAnsi" w:hAnsiTheme="majorHAnsi" w:cstheme="majorHAnsi"/>
-          <w:b/>
-          <w:bCs/>
-          <w:sz w:val="22"/>
-          <w:szCs w:val="22"/>
-          <w:lang w:val="es-ES"/>
-        </w:rPr>
-        <w:t>MISIÓN LA GAVIA</w:t>
-      </w:r>
-      <w:r>
-        <w:rPr>
-          <w:rFonts w:asciiTheme="majorHAnsi" w:hAnsiTheme="majorHAnsi" w:cstheme="majorHAnsi"/>
-          <w:sz w:val="22"/>
-          <w:szCs w:val="22"/>
-          <w:lang w:val="es-ES"/>
-        </w:rPr>
-        <w:t xml:space="preserve"> </w:t>
-      </w:r>
-      <w:r>
-        <w:rPr>
-          <w:rFonts w:asciiTheme="majorHAnsi" w:hAnsiTheme="majorHAnsi" w:cstheme="majorHAnsi"/>
-          <w:b/>
-          <w:bCs/>
-          <w:sz w:val="22"/>
-          <w:szCs w:val="22"/>
-        </w:rPr>
-        <w:t xml:space="preserve">FIDEICOMISO </w:t>
-      </w:r>
-      <w:r>
-        <w:rPr>
-          <w:rFonts w:asciiTheme="majorHAnsi" w:hAnsiTheme="majorHAnsi" w:cstheme="majorHAnsi"/>
-          <w:b/>
-          <w:bCs/>
-          <w:sz w:val="22"/>
-          <w:szCs w:val="22"/>
-        </w:rPr>
-        <w:t>9268/2025 GFM</w:t>
-      </w:r>
-      <w:r>
-        <w:rPr>
-          <w:rFonts w:asciiTheme="majorHAnsi" w:hAnsiTheme="majorHAnsi" w:cstheme="majorHAnsi"/>
-          <w:b/>
-          <w:bCs/>
-          <w:sz w:val="22"/>
-          <w:szCs w:val="22"/>
-        </w:rPr>
-        <w:t xml:space="preserve"> </w:t>
-      </w:r>
-      <w:r>
-        <w:rPr>
-          <w:rFonts w:asciiTheme="majorHAnsi" w:hAnsiTheme="majorHAnsi" w:cstheme="majorHAnsi"/>
-          <w:sz w:val="22"/>
-          <w:szCs w:val="22"/>
-        </w:rPr>
-        <w:t xml:space="preserve">una </w:t>
-      </w:r>
-      <w:r>
-        <w:rPr>
-          <w:rFonts w:asciiTheme="majorHAnsi" w:hAnsiTheme="majorHAnsi" w:cstheme="majorHAnsi"/>
-          <w:sz w:val="22"/>
-          <w:szCs w:val="22"/>
-          <w:lang w:val="es-ES"/>
-        </w:rPr>
-        <w:t xml:space="preserve">cantidad equivalente al </w:t>
-      </w:r>
-      <w:r>
-        <w:rPr>
-          <w:rFonts w:asciiTheme="majorHAnsi" w:hAnsiTheme="majorHAnsi" w:cstheme="majorHAnsi"/>
-          <w:sz w:val="22"/>
-          <w:szCs w:val="22"/>
-          <w:lang w:val="es-ES"/>
-        </w:rPr>
-        <w:t>2</w:t>
-      </w:r>
-      <w:r>
-        <w:rPr>
-          <w:rFonts w:asciiTheme="majorHAnsi" w:hAnsiTheme="majorHAnsi" w:cstheme="majorHAnsi"/>
-          <w:sz w:val="22"/>
-          <w:szCs w:val="22"/>
-          <w:lang w:val="es-ES"/>
-        </w:rPr>
-        <w:t>0</w:t>
-      </w:r>
-      <w:r>
-        <w:rPr>
-          <w:rFonts w:asciiTheme="majorHAnsi" w:hAnsiTheme="majorHAnsi" w:cstheme="majorHAnsi"/>
-          <w:sz w:val="22"/>
-          <w:szCs w:val="22"/>
-          <w:lang w:val="es-ES"/>
-        </w:rPr>
-        <w:t>% (</w:t>
-      </w:r>
-      <w:r>
-        <w:rPr>
-          <w:rFonts w:asciiTheme="majorHAnsi" w:hAnsiTheme="majorHAnsi" w:cstheme="majorHAnsi"/>
-          <w:sz w:val="22"/>
-          <w:szCs w:val="22"/>
-          <w:lang w:val="es-ES"/>
-        </w:rPr>
-        <w:t>veint</w:t>
-      </w:r>
-      <w:r>
-        <w:rPr>
-          <w:rFonts w:asciiTheme="majorHAnsi" w:hAnsiTheme="majorHAnsi" w:cstheme="majorHAnsi"/>
-          <w:sz w:val="22"/>
-          <w:szCs w:val="22"/>
-          <w:lang w:val="es-ES"/>
-        </w:rPr>
-        <w:t>e</w:t>
-      </w:r>
-      <w:r>
-        <w:rPr>
-          <w:rFonts w:asciiTheme="majorHAnsi" w:hAnsiTheme="majorHAnsi" w:cstheme="majorHAnsi"/>
-          <w:sz w:val="22"/>
-          <w:szCs w:val="22"/>
-          <w:lang w:val="es-ES"/>
-        </w:rPr>
-        <w:t xml:space="preserve"> </w:t>
-      </w:r>
-      <w:r>
-        <w:rPr>
-          <w:rFonts w:asciiTheme="majorHAnsi" w:hAnsiTheme="majorHAnsi" w:cstheme="majorHAnsi"/>
-          <w:sz w:val="22"/>
-          <w:szCs w:val="22"/>
-          <w:lang w:val="es-ES"/>
-        </w:rPr>
-        <w:t>por ciento</w:t>
-      </w:r>
-      <w:r>
-        <w:rPr>
-          <w:rFonts w:asciiTheme="majorHAnsi" w:hAnsiTheme="majorHAnsi" w:cstheme="majorHAnsi"/>
-          <w:sz w:val="22"/>
-          <w:szCs w:val="22"/>
-          <w:lang w:val="es-ES"/>
-        </w:rPr>
-        <w:t xml:space="preserve">) del </w:t>
-      </w:r>
-      <w:r>
-        <w:rPr>
-          <w:rFonts w:asciiTheme="majorHAnsi" w:hAnsiTheme="majorHAnsi" w:cstheme="majorHAnsi"/>
-          <w:sz w:val="22"/>
-          <w:szCs w:val="22"/>
-          <w:lang w:val="es-ES"/>
-        </w:rPr>
-        <w:t>monto</w:t>
-      </w:r>
-      <w:r>
-        <w:rPr>
-          <w:rFonts w:asciiTheme="majorHAnsi" w:hAnsiTheme="majorHAnsi" w:cstheme="majorHAnsi"/>
-          <w:sz w:val="22"/>
-          <w:szCs w:val="22"/>
-          <w:lang w:val="es-ES"/>
-        </w:rPr>
-        <w:t xml:space="preserve"> </w:t>
-      </w:r>
-      <w:r>
-        <w:rPr>
-          <w:rFonts w:asciiTheme="majorHAnsi" w:hAnsiTheme="majorHAnsi" w:cstheme="majorHAnsi"/>
-          <w:sz w:val="22"/>
-          <w:szCs w:val="22"/>
-          <w:lang w:val="es-ES"/>
-        </w:rPr>
-        <w:t>ofrecido c</w:t>
-      </w:r>
-      <w:r>
-        <w:rPr>
-          <w:rFonts w:asciiTheme="majorHAnsi" w:hAnsiTheme="majorHAnsi" w:cstheme="majorHAnsi"/>
-          <w:sz w:val="22"/>
-          <w:szCs w:val="22"/>
-          <w:lang w:val="es-ES"/>
-        </w:rPr>
-        <w:t>o</w:t>
-      </w:r>
-      <w:r>
-        <w:rPr>
-          <w:rFonts w:asciiTheme="majorHAnsi" w:hAnsiTheme="majorHAnsi" w:cstheme="majorHAnsi"/>
-          <w:sz w:val="22"/>
-          <w:szCs w:val="22"/>
-          <w:lang w:val="es-ES"/>
-        </w:rPr>
-        <w:t xml:space="preserve">mo </w:t>
-      </w:r>
-      <w:r>
-        <w:rPr>
-          <w:rFonts w:asciiTheme="majorHAnsi" w:hAnsiTheme="majorHAnsi" w:cstheme="majorHAnsi"/>
-          <w:sz w:val="22"/>
-          <w:szCs w:val="22"/>
-          <w:lang w:val="es-ES"/>
-        </w:rPr>
-        <w:t>Gar</w:t>
-      </w:r>
-      <w:r>
-        <w:rPr>
-          <w:rFonts w:asciiTheme="majorHAnsi" w:hAnsiTheme="majorHAnsi" w:cstheme="majorHAnsi"/>
-          <w:sz w:val="22"/>
-          <w:szCs w:val="22"/>
-          <w:lang w:val="es-ES"/>
-        </w:rPr>
-        <w:t>a</w:t>
-      </w:r>
-      <w:r>
-        <w:rPr>
-          <w:rFonts w:asciiTheme="majorHAnsi" w:hAnsiTheme="majorHAnsi" w:cstheme="majorHAnsi"/>
-          <w:sz w:val="22"/>
-          <w:szCs w:val="22"/>
-          <w:lang w:val="es-ES"/>
-        </w:rPr>
-        <w:t>ntía</w:t>
-      </w:r>
-      <w:r>
-        <w:rPr>
-          <w:rFonts w:asciiTheme="majorHAnsi" w:hAnsiTheme="majorHAnsi" w:cstheme="majorHAnsi"/>
-          <w:sz w:val="22"/>
-          <w:szCs w:val="22"/>
-          <w:lang w:val="es-ES"/>
-        </w:rPr>
-        <w:t xml:space="preserve">, para aplicarse </w:t>
-      </w:r>
-      <w:r>
-        <w:rPr>
-          <w:rFonts w:asciiTheme="majorHAnsi" w:hAnsiTheme="majorHAnsi" w:cstheme="majorHAnsi"/>
-          <w:sz w:val="22"/>
-          <w:szCs w:val="22"/>
-          <w:lang w:val="es-ES"/>
-        </w:rPr>
-        <w:t>por concepto de</w:t>
-      </w:r>
-      <w:r>
-        <w:rPr>
-          <w:rFonts w:asciiTheme="majorHAnsi" w:hAnsiTheme="majorHAnsi" w:cstheme="majorHAnsi"/>
-          <w:sz w:val="22"/>
-          <w:szCs w:val="22"/>
-          <w:lang w:val="es-ES"/>
-        </w:rPr>
-        <w:t xml:space="preserve"> pena convencional sin necesidad de declaración judicial previa.</w:t>
-      </w:r>
-    </w:p>
-    <w:p>
-      <w:pPr>
-        <w:tabs>
-          <w:tab w:val="left" w:pos="993"/>
-        </w:tabs>
-        <w:spacing w:line="276" w:lineRule="auto"/>
-        <w:jc w:val="both"/>
-        <w:rPr>
-          <w:rFonts w:asciiTheme="majorHAnsi" w:hAnsiTheme="majorHAnsi" w:cstheme="majorHAnsi"/>
           <w:sz w:val="22"/>
           <w:szCs w:val="22"/>
         </w:rPr>
@@ -3228,6 +2761,118 @@
           <w:lang w:val="es-ES"/>
         </w:rPr>
         <w:t>.</w:t>
+      </w:r>
+    </w:p>
+    <w:p>
+      <w:pPr>
+        <w:autoSpaceDE w:val="0"/>
+        <w:autoSpaceDN w:val="0"/>
+        <w:adjustRightInd w:val="0"/>
+        <w:spacing w:line="276" w:lineRule="auto"/>
+        <w:jc w:val="both"/>
+        <w:rPr>
+          <w:rFonts w:asciiTheme="majorHAnsi" w:hAnsiTheme="majorHAnsi" w:cstheme="majorHAnsi"/>
+          <w:sz w:val="22"/>
+          <w:szCs w:val="22"/>
+          <w:lang w:val="es-ES"/>
+        </w:rPr>
+      </w:pPr>
+    </w:p>
+    <w:p>
+      <w:pPr>
+        <w:autoSpaceDE w:val="0"/>
+        <w:autoSpaceDN w:val="0"/>
+        <w:adjustRightInd w:val="0"/>
+        <w:spacing w:line="276" w:lineRule="auto"/>
+        <w:jc w:val="both"/>
+        <w:rPr>
+          <w:rFonts w:asciiTheme="majorHAnsi" w:hAnsiTheme="majorHAnsi" w:cstheme="majorHAnsi"/>
+          <w:sz w:val="22"/>
+          <w:szCs w:val="22"/>
+          <w:lang w:val="es-ES"/>
+        </w:rPr>
+      </w:pPr>
+      <w:r>
+        <w:rPr>
+          <w:rFonts w:asciiTheme="majorHAnsi" w:hAnsiTheme="majorHAnsi" w:cstheme="majorHAnsi"/>
+          <w:sz w:val="22"/>
+          <w:szCs w:val="22"/>
+          <w:lang w:val="es-ES"/>
+        </w:rPr>
+        <w:lastRenderedPageBreak/>
+        <w:t xml:space="preserve">En caso de no </w:t>
+      </w:r>
+      <w:r>
+        <w:rPr>
+          <w:rFonts w:asciiTheme="majorHAnsi" w:hAnsiTheme="majorHAnsi" w:cstheme="majorHAnsi"/>
+          <w:sz w:val="22"/>
+          <w:szCs w:val="22"/>
+          <w:lang w:val="es-ES"/>
+        </w:rPr>
+        <w:t>iniciarse las obras de urbanización</w:t>
+      </w:r>
+      <w:r>
+        <w:rPr>
+          <w:rFonts w:asciiTheme="majorHAnsi" w:hAnsiTheme="majorHAnsi" w:cstheme="majorHAnsi"/>
+          <w:sz w:val="22"/>
+          <w:szCs w:val="22"/>
+          <w:lang w:val="es-ES"/>
+        </w:rPr>
+        <w:t xml:space="preserve"> a más tardar </w:t>
+      </w:r>
+      <w:r>
+        <w:rPr>
+          <w:rFonts w:asciiTheme="majorHAnsi" w:hAnsiTheme="majorHAnsi" w:cstheme="majorHAnsi"/>
+          <w:sz w:val="22"/>
+          <w:szCs w:val="22"/>
+          <w:lang w:val="es-ES"/>
+        </w:rPr>
+        <w:t xml:space="preserve">el 31 </w:t>
+      </w:r>
+      <w:r>
+        <w:rPr>
+          <w:rFonts w:asciiTheme="majorHAnsi" w:hAnsiTheme="majorHAnsi" w:cstheme="majorHAnsi"/>
+          <w:sz w:val="22"/>
+          <w:szCs w:val="22"/>
+          <w:lang w:val="es-ES"/>
+        </w:rPr>
+        <w:t>de octubre 2026</w:t>
+      </w:r>
+      <w:r>
+        <w:rPr>
+          <w:rFonts w:asciiTheme="majorHAnsi" w:hAnsiTheme="majorHAnsi" w:cstheme="majorHAnsi"/>
+          <w:sz w:val="22"/>
+          <w:szCs w:val="22"/>
+          <w:lang w:val="es-ES"/>
+        </w:rPr>
+        <w:t xml:space="preserve">, </w:t>
+      </w:r>
+      <w:r>
+        <w:rPr>
+          <w:rFonts w:asciiTheme="majorHAnsi" w:hAnsiTheme="majorHAnsi" w:cstheme="majorHAnsi"/>
+          <w:sz w:val="22"/>
+          <w:szCs w:val="22"/>
+          <w:lang w:val="es-ES"/>
+        </w:rPr>
+        <w:t xml:space="preserve">el ofertante tendrá derecho a cancelar la presente oferta de compra sin penalización alguna para ninguna de las partes. </w:t>
+      </w:r>
+      <w:r>
+        <w:rPr>
+          <w:rFonts w:asciiTheme="majorHAnsi" w:hAnsiTheme="majorHAnsi" w:cstheme="majorHAnsi"/>
+          <w:sz w:val="22"/>
+          <w:szCs w:val="22"/>
+          <w:lang w:val="es-ES"/>
+        </w:rPr>
+        <w:t>se cancelará la presente oferta sin aplicación de pena alguna para ninguna de las partes, quedando sin efecto lo aquí estipulado, debiéndose únicamente devolver al suscrito el Depósito de Garantía</w:t>
+      </w:r>
+      <w:r>
+        <w:rPr>
+          <w:rFonts w:asciiTheme="majorHAnsi" w:hAnsiTheme="majorHAnsi" w:cstheme="majorHAnsi"/>
+          <w:sz w:val="22"/>
+          <w:szCs w:val="22"/>
+          <w:lang w:val="es-ES"/>
+        </w:rPr>
+        <w:t xml:space="preserve"> en un plazo no mayor a 30 días naturales, en caso de acuerdo entre las partes se podrá extender el plazo antes mencionado.</w:t>
       </w:r>
     </w:p>
     <w:p>
@@ -4882,6 +4527,7 @@
   <w:style w:type="character" w:default="1" w:styleId="Fuentedeprrafopredeter">
     <w:name w:val="Default Paragraph Font"/>
     <w:uiPriority w:val="1"/>
+    <w:semiHidden/>
     <w:unhideWhenUsed/>
   </w:style>
   <w:style w:type="table" w:default="1" w:styleId="Tablanormal">
